--- a/C#Files/VirtualMethodsAndPolymorphism/InheritanceWithPolymorphismExercise.docx
+++ b/C#Files/VirtualMethodsAndPolymorphism/InheritanceWithPolymorphismExercise.docx
@@ -255,6 +255,312 @@
     <w:p>
       <w:pPr>
         <w:spacing w:before="100" w:beforeAutospacing="1" w:after="100" w:afterAutospacing="1" w:line="240" w:lineRule="auto"/>
+        <w:rPr>
+          <w:rFonts w:eastAsia="Times New Roman" w:cs="Times New Roman"/>
+          <w:kern w:val="0"/>
+          <w14:ligatures w14:val="none"/>
+        </w:rPr>
+      </w:pPr>
+      <w:r>
+        <w:rPr>
+          <w:rFonts w:eastAsia="Times New Roman" w:cs="Times New Roman"/>
+          <w:kern w:val="0"/>
+          <w14:ligatures w14:val="none"/>
+        </w:rPr>
+        <w:t>Answer Keys</w:t>
+      </w:r>
+      <w:r>
+        <w:rPr>
+          <w:rFonts w:eastAsia="Times New Roman" w:cs="Times New Roman"/>
+          <w:kern w:val="0"/>
+          <w14:ligatures w14:val="none"/>
+        </w:rPr>
+        <w:t xml:space="preserve"> in GitHub</w:t>
+      </w:r>
+      <w:r>
+        <w:rPr>
+          <w:rFonts w:eastAsia="Times New Roman" w:cs="Times New Roman"/>
+          <w:kern w:val="0"/>
+          <w14:ligatures w14:val="none"/>
+        </w:rPr>
+        <w:t>:</w:t>
+      </w:r>
+    </w:p>
+    <w:p>
+      <w:pPr>
+        <w:numPr>
+          <w:ilvl w:val="0"/>
+          <w:numId w:val="1"/>
+        </w:numPr>
+        <w:spacing w:before="100" w:beforeAutospacing="1" w:after="100" w:afterAutospacing="1" w:line="240" w:lineRule="auto"/>
+        <w:rPr>
+          <w:rFonts w:eastAsia="Times New Roman" w:cs="Times New Roman"/>
+          <w:kern w:val="0"/>
+          <w14:ligatures w14:val="none"/>
+        </w:rPr>
+      </w:pPr>
+      <w:proofErr w:type="spellStart"/>
+      <w:r>
+        <w:rPr>
+          <w:rFonts w:eastAsia="Times New Roman" w:cs="Times New Roman"/>
+          <w:kern w:val="0"/>
+          <w14:ligatures w14:val="none"/>
+        </w:rPr>
+        <w:t>C#Files</w:t>
+      </w:r>
+      <w:proofErr w:type="spellEnd"/>
+      <w:r>
+        <w:rPr>
+          <w:rFonts w:eastAsia="Times New Roman" w:cs="Times New Roman"/>
+          <w:kern w:val="0"/>
+          <w14:ligatures w14:val="none"/>
+        </w:rPr>
+        <w:t>/</w:t>
+      </w:r>
+      <w:proofErr w:type="spellStart"/>
+      <w:r>
+        <w:rPr>
+          <w:rFonts w:eastAsia="Times New Roman" w:cs="Times New Roman"/>
+          <w:kern w:val="0"/>
+          <w14:ligatures w14:val="none"/>
+        </w:rPr>
+        <w:t>Virtual</w:t>
+      </w:r>
+      <w:r>
+        <w:rPr>
+          <w:rFonts w:eastAsia="Times New Roman" w:cs="Times New Roman"/>
+          <w:kern w:val="0"/>
+          <w14:ligatures w14:val="none"/>
+        </w:rPr>
+        <w:t>MethodsAndPolymorphism</w:t>
+      </w:r>
+      <w:proofErr w:type="spellEnd"/>
+      <w:r>
+        <w:rPr>
+          <w:rFonts w:eastAsia="Times New Roman" w:cs="Times New Roman"/>
+          <w:kern w:val="0"/>
+          <w14:ligatures w14:val="none"/>
+        </w:rPr>
+        <w:t>/</w:t>
+      </w:r>
+      <w:proofErr w:type="spellStart"/>
+      <w:r>
+        <w:rPr>
+          <w:rFonts w:eastAsia="Times New Roman" w:cs="Times New Roman"/>
+          <w:kern w:val="0"/>
+          <w14:ligatures w14:val="none"/>
+        </w:rPr>
+        <w:t>Account.cs</w:t>
+      </w:r>
+      <w:proofErr w:type="spellEnd"/>
+    </w:p>
+    <w:p>
+      <w:pPr>
+        <w:numPr>
+          <w:ilvl w:val="0"/>
+          <w:numId w:val="1"/>
+        </w:numPr>
+        <w:spacing w:before="100" w:beforeAutospacing="1" w:after="100" w:afterAutospacing="1" w:line="240" w:lineRule="auto"/>
+        <w:rPr>
+          <w:rFonts w:eastAsia="Times New Roman" w:cs="Times New Roman"/>
+          <w:kern w:val="0"/>
+          <w14:ligatures w14:val="none"/>
+        </w:rPr>
+      </w:pPr>
+      <w:proofErr w:type="spellStart"/>
+      <w:r>
+        <w:rPr>
+          <w:rFonts w:eastAsia="Times New Roman" w:cs="Times New Roman"/>
+          <w:kern w:val="0"/>
+          <w14:ligatures w14:val="none"/>
+        </w:rPr>
+        <w:t>C#Files</w:t>
+      </w:r>
+      <w:proofErr w:type="spellEnd"/>
+      <w:r>
+        <w:rPr>
+          <w:rFonts w:eastAsia="Times New Roman" w:cs="Times New Roman"/>
+          <w:kern w:val="0"/>
+          <w14:ligatures w14:val="none"/>
+        </w:rPr>
+        <w:t>/</w:t>
+      </w:r>
+      <w:proofErr w:type="spellStart"/>
+      <w:r>
+        <w:rPr>
+          <w:rFonts w:eastAsia="Times New Roman" w:cs="Times New Roman"/>
+          <w:kern w:val="0"/>
+          <w14:ligatures w14:val="none"/>
+        </w:rPr>
+        <w:t>VirtualMethodsAndPolymorphism</w:t>
+      </w:r>
+      <w:proofErr w:type="spellEnd"/>
+      <w:r>
+        <w:rPr>
+          <w:rFonts w:eastAsia="Times New Roman" w:cs="Times New Roman"/>
+          <w:kern w:val="0"/>
+          <w14:ligatures w14:val="none"/>
+        </w:rPr>
+        <w:t>/</w:t>
+      </w:r>
+      <w:proofErr w:type="spellStart"/>
+      <w:r>
+        <w:rPr>
+          <w:rFonts w:eastAsia="Times New Roman" w:cs="Times New Roman"/>
+          <w:kern w:val="0"/>
+          <w14:ligatures w14:val="none"/>
+        </w:rPr>
+        <w:t>Checking</w:t>
+      </w:r>
+      <w:r>
+        <w:rPr>
+          <w:rFonts w:eastAsia="Times New Roman" w:cs="Times New Roman"/>
+          <w:kern w:val="0"/>
+          <w14:ligatures w14:val="none"/>
+        </w:rPr>
+        <w:t>Account.cs</w:t>
+      </w:r>
+      <w:proofErr w:type="spellEnd"/>
+    </w:p>
+    <w:p>
+      <w:pPr>
+        <w:numPr>
+          <w:ilvl w:val="0"/>
+          <w:numId w:val="1"/>
+        </w:numPr>
+        <w:spacing w:before="100" w:beforeAutospacing="1" w:after="100" w:afterAutospacing="1" w:line="240" w:lineRule="auto"/>
+        <w:rPr>
+          <w:rFonts w:eastAsia="Times New Roman" w:cs="Times New Roman"/>
+          <w:kern w:val="0"/>
+          <w14:ligatures w14:val="none"/>
+        </w:rPr>
+      </w:pPr>
+      <w:proofErr w:type="spellStart"/>
+      <w:r>
+        <w:rPr>
+          <w:rFonts w:eastAsia="Times New Roman" w:cs="Times New Roman"/>
+          <w:kern w:val="0"/>
+          <w14:ligatures w14:val="none"/>
+        </w:rPr>
+        <w:t>C#Files</w:t>
+      </w:r>
+      <w:proofErr w:type="spellEnd"/>
+      <w:r>
+        <w:rPr>
+          <w:rFonts w:eastAsia="Times New Roman" w:cs="Times New Roman"/>
+          <w:kern w:val="0"/>
+          <w14:ligatures w14:val="none"/>
+        </w:rPr>
+        <w:t>/</w:t>
+      </w:r>
+      <w:proofErr w:type="spellStart"/>
+      <w:r>
+        <w:rPr>
+          <w:rFonts w:eastAsia="Times New Roman" w:cs="Times New Roman"/>
+          <w:kern w:val="0"/>
+          <w14:ligatures w14:val="none"/>
+        </w:rPr>
+        <w:t>VirtualMethodsAndPolymorphism</w:t>
+      </w:r>
+      <w:proofErr w:type="spellEnd"/>
+      <w:r>
+        <w:rPr>
+          <w:rFonts w:eastAsia="Times New Roman" w:cs="Times New Roman"/>
+          <w:kern w:val="0"/>
+          <w14:ligatures w14:val="none"/>
+        </w:rPr>
+        <w:t>/</w:t>
+      </w:r>
+      <w:proofErr w:type="spellStart"/>
+      <w:r>
+        <w:rPr>
+          <w:rFonts w:eastAsia="Times New Roman" w:cs="Times New Roman"/>
+          <w:kern w:val="0"/>
+          <w14:ligatures w14:val="none"/>
+        </w:rPr>
+        <w:t>Savings</w:t>
+      </w:r>
+      <w:r>
+        <w:rPr>
+          <w:rFonts w:eastAsia="Times New Roman" w:cs="Times New Roman"/>
+          <w:kern w:val="0"/>
+          <w14:ligatures w14:val="none"/>
+        </w:rPr>
+        <w:t>Account.cs</w:t>
+      </w:r>
+      <w:proofErr w:type="spellEnd"/>
+    </w:p>
+    <w:p>
+      <w:pPr>
+        <w:numPr>
+          <w:ilvl w:val="0"/>
+          <w:numId w:val="1"/>
+        </w:numPr>
+        <w:spacing w:before="100" w:beforeAutospacing="1" w:after="100" w:afterAutospacing="1" w:line="240" w:lineRule="auto"/>
+        <w:rPr>
+          <w:rFonts w:eastAsia="Times New Roman" w:cs="Times New Roman"/>
+          <w:kern w:val="0"/>
+          <w14:ligatures w14:val="none"/>
+        </w:rPr>
+      </w:pPr>
+      <w:proofErr w:type="spellStart"/>
+      <w:r>
+        <w:rPr>
+          <w:rFonts w:eastAsia="Times New Roman" w:cs="Times New Roman"/>
+          <w:kern w:val="0"/>
+          <w14:ligatures w14:val="none"/>
+        </w:rPr>
+        <w:t>C#Files</w:t>
+      </w:r>
+      <w:proofErr w:type="spellEnd"/>
+      <w:r>
+        <w:rPr>
+          <w:rFonts w:eastAsia="Times New Roman" w:cs="Times New Roman"/>
+          <w:kern w:val="0"/>
+          <w14:ligatures w14:val="none"/>
+        </w:rPr>
+        <w:t>/</w:t>
+      </w:r>
+      <w:proofErr w:type="spellStart"/>
+      <w:r>
+        <w:rPr>
+          <w:rFonts w:eastAsia="Times New Roman" w:cs="Times New Roman"/>
+          <w:kern w:val="0"/>
+          <w14:ligatures w14:val="none"/>
+        </w:rPr>
+        <w:t>VirtualMethodsAndPolymorphism</w:t>
+      </w:r>
+      <w:proofErr w:type="spellEnd"/>
+      <w:r>
+        <w:rPr>
+          <w:rFonts w:eastAsia="Times New Roman" w:cs="Times New Roman"/>
+          <w:kern w:val="0"/>
+          <w14:ligatures w14:val="none"/>
+        </w:rPr>
+        <w:t>/</w:t>
+      </w:r>
+      <w:proofErr w:type="spellStart"/>
+      <w:r>
+        <w:rPr>
+          <w:rFonts w:eastAsia="Times New Roman" w:cs="Times New Roman"/>
+          <w:kern w:val="0"/>
+          <w14:ligatures w14:val="none"/>
+        </w:rPr>
+        <w:t>TestAccount</w:t>
+      </w:r>
+      <w:r>
+        <w:rPr>
+          <w:rFonts w:eastAsia="Times New Roman" w:cs="Times New Roman"/>
+          <w:kern w:val="0"/>
+          <w14:ligatures w14:val="none"/>
+        </w:rPr>
+        <w:t>.cs</w:t>
+      </w:r>
+      <w:proofErr w:type="spellEnd"/>
+    </w:p>
+    <w:p>
+      <w:pPr>
+        <w:spacing w:before="100" w:beforeAutospacing="1" w:after="100" w:afterAutospacing="1" w:line="240" w:lineRule="auto"/>
         <w:outlineLvl w:val="0"/>
         <w:rPr>
           <w:rFonts w:eastAsia="Times New Roman" w:cs="Times New Roman"/>
@@ -276,67 +582,7 @@
           <w:szCs w:val="40"/>
           <w14:ligatures w14:val="none"/>
         </w:rPr>
-        <w:t>Exercise</w:t>
-      </w:r>
-      <w:r>
-        <w:rPr>
-          <w:rFonts w:eastAsia="Times New Roman" w:cs="Times New Roman"/>
-          <w:b/>
-          <w:bCs/>
-          <w:kern w:val="36"/>
-          <w:sz w:val="40"/>
-          <w:szCs w:val="40"/>
-          <w14:ligatures w14:val="none"/>
-        </w:rPr>
-        <w:t xml:space="preserve"> 1</w:t>
-      </w:r>
-      <w:r>
-        <w:rPr>
-          <w:rFonts w:eastAsia="Times New Roman" w:cs="Times New Roman"/>
-          <w:b/>
-          <w:bCs/>
-          <w:kern w:val="36"/>
-          <w:sz w:val="40"/>
-          <w:szCs w:val="40"/>
-          <w14:ligatures w14:val="none"/>
-        </w:rPr>
-        <w:t xml:space="preserve">: </w:t>
-      </w:r>
-      <w:r>
-        <w:rPr>
-          <w:rFonts w:eastAsia="Times New Roman" w:cs="Times New Roman"/>
-          <w:b/>
-          <w:bCs/>
-          <w:kern w:val="36"/>
-          <w:sz w:val="40"/>
-          <w:szCs w:val="40"/>
-          <w14:ligatures w14:val="none"/>
-        </w:rPr>
-        <w:t>Update the</w:t>
-      </w:r>
-      <w:r>
-        <w:rPr>
-          <w:rFonts w:eastAsia="Times New Roman" w:cs="Times New Roman"/>
-          <w:b/>
-          <w:bCs/>
-          <w:kern w:val="36"/>
-          <w:sz w:val="40"/>
-          <w:szCs w:val="40"/>
-          <w14:ligatures w14:val="none"/>
-        </w:rPr>
-        <w:t xml:space="preserve"> Account</w:t>
-      </w:r>
-      <w:r>
-        <w:rPr>
-          <w:rFonts w:eastAsia="Times New Roman" w:cs="Times New Roman"/>
-          <w:b/>
-          <w:bCs/>
-          <w:kern w:val="36"/>
-          <w:sz w:val="40"/>
-          <w:szCs w:val="40"/>
-          <w14:ligatures w14:val="none"/>
-        </w:rPr>
-        <w:t xml:space="preserve"> Base Class</w:t>
+        <w:t>Exercise 1: Update the Account Base Class</w:t>
       </w:r>
     </w:p>
     <w:p>
@@ -558,6 +804,7 @@
           <w:kern w:val="0"/>
           <w14:ligatures w14:val="none"/>
         </w:rPr>
+        <w:lastRenderedPageBreak/>
         <w:t xml:space="preserve">Your original </w:t>
       </w:r>
       <w:r>
@@ -742,7 +989,6 @@
           <w:kern w:val="0"/>
           <w14:ligatures w14:val="none"/>
         </w:rPr>
-        <w:lastRenderedPageBreak/>
         <w:t>This enables polymorphic behavior.</w:t>
       </w:r>
     </w:p>
@@ -1430,6 +1676,7 @@
           <w:kern w:val="0"/>
           <w14:ligatures w14:val="none"/>
         </w:rPr>
+        <w:lastRenderedPageBreak/>
         <w:t>it</w:t>
       </w:r>
       <w:proofErr w:type="gramEnd"/>
@@ -1562,8 +1809,9 @@
           <w:szCs w:val="40"/>
           <w14:ligatures w14:val="none"/>
         </w:rPr>
-        <w:t>Exercise</w:t>
-      </w:r>
+        <w:t xml:space="preserve">Exercise 2: Update the </w:t>
+      </w:r>
+      <w:proofErr w:type="spellStart"/>
       <w:r>
         <w:rPr>
           <w:rFonts w:eastAsia="Times New Roman" w:cs="Times New Roman"/>
@@ -1574,8 +1822,9 @@
           <w:szCs w:val="40"/>
           <w14:ligatures w14:val="none"/>
         </w:rPr>
-        <w:t xml:space="preserve"> 2</w:t>
-      </w:r>
+        <w:t>CheckingAccount</w:t>
+      </w:r>
+      <w:proofErr w:type="spellEnd"/>
       <w:r>
         <w:rPr>
           <w:rFonts w:eastAsia="Times New Roman" w:cs="Times New Roman"/>
@@ -1586,69 +1835,7 @@
           <w:szCs w:val="40"/>
           <w14:ligatures w14:val="none"/>
         </w:rPr>
-        <w:t>:</w:t>
-      </w:r>
-      <w:r>
-        <w:rPr>
-          <w:rFonts w:eastAsia="Times New Roman" w:cs="Times New Roman"/>
-          <w:b/>
-          <w:bCs/>
-          <w:kern w:val="36"/>
-          <w:sz w:val="40"/>
-          <w:szCs w:val="40"/>
-          <w14:ligatures w14:val="none"/>
-        </w:rPr>
-        <w:t xml:space="preserve"> Update the</w:t>
-      </w:r>
-      <w:r>
-        <w:rPr>
-          <w:rFonts w:eastAsia="Times New Roman" w:cs="Times New Roman"/>
-          <w:b/>
-          <w:bCs/>
-          <w:kern w:val="36"/>
-          <w:sz w:val="40"/>
-          <w:szCs w:val="40"/>
-          <w14:ligatures w14:val="none"/>
-        </w:rPr>
-        <w:t xml:space="preserve"> </w:t>
-      </w:r>
-      <w:proofErr w:type="spellStart"/>
-      <w:r>
-        <w:rPr>
-          <w:rFonts w:eastAsia="Times New Roman" w:cs="Times New Roman"/>
-          <w:b/>
-          <w:bCs/>
-          <w:kern w:val="36"/>
-          <w:sz w:val="40"/>
-          <w:szCs w:val="40"/>
-          <w14:ligatures w14:val="none"/>
-        </w:rPr>
-        <w:t>CheckingAccount</w:t>
-      </w:r>
-      <w:proofErr w:type="spellEnd"/>
-      <w:r>
-        <w:rPr>
-          <w:rFonts w:eastAsia="Times New Roman" w:cs="Times New Roman"/>
-          <w:b/>
-          <w:bCs/>
-          <w:kern w:val="36"/>
-          <w:sz w:val="40"/>
-          <w:szCs w:val="40"/>
-          <w14:ligatures w14:val="none"/>
-        </w:rPr>
-        <w:t xml:space="preserve"> </w:t>
-      </w:r>
-      <w:r>
-        <w:rPr>
-          <w:rFonts w:eastAsia="Times New Roman" w:cs="Times New Roman"/>
-          <w:b/>
-          <w:bCs/>
-          <w:kern w:val="36"/>
-          <w:sz w:val="40"/>
-          <w:szCs w:val="40"/>
-          <w14:ligatures w14:val="none"/>
-        </w:rPr>
-        <w:t>Class</w:t>
+        <w:t xml:space="preserve"> Class</w:t>
       </w:r>
     </w:p>
     <w:p>
@@ -1731,7 +1918,6 @@
           <w:szCs w:val="36"/>
           <w14:ligatures w14:val="none"/>
         </w:rPr>
-        <w:lastRenderedPageBreak/>
         <w:t xml:space="preserve">1. Update </w:t>
       </w:r>
       <w:proofErr w:type="spellStart"/>
@@ -2461,6 +2647,7 @@
           <w:kern w:val="0"/>
           <w14:ligatures w14:val="none"/>
         </w:rPr>
+        <w:lastRenderedPageBreak/>
         <w:t>Your constructor should still:</w:t>
       </w:r>
     </w:p>
@@ -2586,7 +2773,6 @@
           <w:kern w:val="0"/>
           <w14:ligatures w14:val="none"/>
         </w:rPr>
-        <w:lastRenderedPageBreak/>
         <w:t xml:space="preserve">Because </w:t>
       </w:r>
       <w:r>
@@ -2793,8 +2979,9 @@
           <w:szCs w:val="40"/>
           <w14:ligatures w14:val="none"/>
         </w:rPr>
-        <w:t>Exercise</w:t>
-      </w:r>
+        <w:t xml:space="preserve">Exercise 3: Update the </w:t>
+      </w:r>
+      <w:proofErr w:type="spellStart"/>
       <w:r>
         <w:rPr>
           <w:rFonts w:eastAsia="Times New Roman" w:cs="Times New Roman"/>
@@ -2805,8 +2992,9 @@
           <w:szCs w:val="40"/>
           <w14:ligatures w14:val="none"/>
         </w:rPr>
-        <w:t xml:space="preserve"> 3</w:t>
-      </w:r>
+        <w:t>SavingsAccount</w:t>
+      </w:r>
+      <w:proofErr w:type="spellEnd"/>
       <w:r>
         <w:rPr>
           <w:rFonts w:eastAsia="Times New Roman" w:cs="Times New Roman"/>
@@ -2817,69 +3005,7 @@
           <w:szCs w:val="40"/>
           <w14:ligatures w14:val="none"/>
         </w:rPr>
-        <w:t xml:space="preserve">: </w:t>
-      </w:r>
-      <w:r>
-        <w:rPr>
-          <w:rFonts w:eastAsia="Times New Roman" w:cs="Times New Roman"/>
-          <w:b/>
-          <w:bCs/>
-          <w:kern w:val="36"/>
-          <w:sz w:val="40"/>
-          <w:szCs w:val="40"/>
-          <w14:ligatures w14:val="none"/>
-        </w:rPr>
-        <w:t>Update the</w:t>
-      </w:r>
-      <w:r>
-        <w:rPr>
-          <w:rFonts w:eastAsia="Times New Roman" w:cs="Times New Roman"/>
-          <w:b/>
-          <w:bCs/>
-          <w:kern w:val="36"/>
-          <w:sz w:val="40"/>
-          <w:szCs w:val="40"/>
-          <w14:ligatures w14:val="none"/>
-        </w:rPr>
-        <w:t xml:space="preserve"> </w:t>
-      </w:r>
-      <w:proofErr w:type="spellStart"/>
-      <w:r>
-        <w:rPr>
-          <w:rFonts w:eastAsia="Times New Roman" w:cs="Times New Roman"/>
-          <w:b/>
-          <w:bCs/>
-          <w:kern w:val="36"/>
-          <w:sz w:val="40"/>
-          <w:szCs w:val="40"/>
-          <w14:ligatures w14:val="none"/>
-        </w:rPr>
-        <w:t>SavingsAccount</w:t>
-      </w:r>
-      <w:proofErr w:type="spellEnd"/>
-      <w:r>
-        <w:rPr>
-          <w:rFonts w:eastAsia="Times New Roman" w:cs="Times New Roman"/>
-          <w:b/>
-          <w:bCs/>
-          <w:kern w:val="36"/>
-          <w:sz w:val="40"/>
-          <w:szCs w:val="40"/>
-          <w14:ligatures w14:val="none"/>
-        </w:rPr>
-        <w:t xml:space="preserve"> </w:t>
-      </w:r>
-      <w:r>
-        <w:rPr>
-          <w:rFonts w:eastAsia="Times New Roman" w:cs="Times New Roman"/>
-          <w:b/>
-          <w:bCs/>
-          <w:kern w:val="36"/>
-          <w:sz w:val="40"/>
-          <w:szCs w:val="40"/>
-          <w14:ligatures w14:val="none"/>
-        </w:rPr>
-        <w:t>Class</w:t>
+        <w:t xml:space="preserve"> Class</w:t>
       </w:r>
     </w:p>
     <w:p>
@@ -3342,6 +3468,7 @@
           <w:kern w:val="0"/>
           <w14:ligatures w14:val="none"/>
         </w:rPr>
+        <w:lastRenderedPageBreak/>
         <w:t>call</w:t>
       </w:r>
       <w:proofErr w:type="gramEnd"/>
@@ -3532,7 +3659,6 @@
           <w:kern w:val="0"/>
           <w14:ligatures w14:val="none"/>
         </w:rPr>
-        <w:lastRenderedPageBreak/>
         <w:t>remove</w:t>
       </w:r>
       <w:r>
@@ -4276,6 +4402,7 @@
           <w:kern w:val="0"/>
           <w14:ligatures w14:val="none"/>
         </w:rPr>
+        <w:lastRenderedPageBreak/>
         <w:t>all abstract members are implemented</w:t>
       </w:r>
     </w:p>
@@ -4298,15 +4425,7 @@
           <w:kern w:val="0"/>
           <w14:ligatures w14:val="none"/>
         </w:rPr>
-        <w:t xml:space="preserve">your project will still not compile until we </w:t>
-      </w:r>
-      <w:r>
-        <w:rPr>
-          <w:rFonts w:eastAsia="Times New Roman" w:cs="Times New Roman"/>
-          <w:kern w:val="0"/>
-          <w14:ligatures w14:val="none"/>
-        </w:rPr>
-        <w:t>update the</w:t>
+        <w:t>your project will still not compile until we update the</w:t>
       </w:r>
       <w:r>
         <w:rPr>
@@ -4419,7 +4538,6 @@
           <w:kern w:val="0"/>
           <w14:ligatures w14:val="none"/>
         </w:rPr>
-        <w:lastRenderedPageBreak/>
         <w:t>Your original Main method tested:</w:t>
       </w:r>
     </w:p>
@@ -5298,6 +5416,7 @@
           <w:kern w:val="0"/>
           <w14:ligatures w14:val="none"/>
         </w:rPr>
+        <w:lastRenderedPageBreak/>
         <w:t xml:space="preserve">Reassign </w:t>
       </w:r>
       <w:proofErr w:type="spellStart"/>
@@ -5512,7 +5631,6 @@
           <w:kern w:val="0"/>
           <w14:ligatures w14:val="none"/>
         </w:rPr>
-        <w:lastRenderedPageBreak/>
         <w:t>Print the updated balance</w:t>
       </w:r>
     </w:p>
@@ -6451,6 +6569,7 @@
           <w:szCs w:val="36"/>
           <w14:ligatures w14:val="none"/>
         </w:rPr>
+        <w:lastRenderedPageBreak/>
         <w:t>6</w:t>
       </w:r>
       <w:r>
@@ -6618,14 +6737,7 @@
         <w:rPr>
           <w:rFonts w:asciiTheme="minorHAnsi" w:hAnsiTheme="minorHAnsi" w:cs="Segoe UI"/>
         </w:rPr>
-        <w:t xml:space="preserve"> base class so that each derived class can provide its own account-specific implementation. To take </w:t>
-      </w:r>
-      <w:r>
-        <w:rPr>
-          <w:rFonts w:asciiTheme="minorHAnsi" w:hAnsiTheme="minorHAnsi" w:cs="Segoe UI"/>
-        </w:rPr>
-        <w:lastRenderedPageBreak/>
-        <w:t xml:space="preserve">advantage of this design, </w:t>
+        <w:t xml:space="preserve"> base class so that each derived class can provide its own account-specific implementation. To take advantage of this design, </w:t>
       </w:r>
       <w:proofErr w:type="spellStart"/>
       <w:proofErr w:type="gramStart"/>
@@ -7195,6 +7307,119 @@
     </w:lvl>
   </w:abstractNum>
   <w:abstractNum w:abstractNumId="3" w15:restartNumberingAfterBreak="0">
+    <w:nsid w:val="0CDF71C8"/>
+    <w:multiLevelType w:val="hybridMultilevel"/>
+    <w:tmpl w:val="8716E492"/>
+    <w:lvl w:ilvl="0" w:tplc="04090001">
+      <w:start w:val="1"/>
+      <w:numFmt w:val="bullet"/>
+      <w:lvlText w:val=""/>
+      <w:lvlJc w:val="left"/>
+      <w:pPr>
+        <w:ind w:left="720" w:hanging="360"/>
+      </w:pPr>
+      <w:rPr>
+        <w:rFonts w:ascii="Symbol" w:hAnsi="Symbol" w:hint="default"/>
+      </w:rPr>
+    </w:lvl>
+    <w:lvl w:ilvl="1" w:tplc="04090003" w:tentative="1">
+      <w:start w:val="1"/>
+      <w:numFmt w:val="bullet"/>
+      <w:lvlText w:val="o"/>
+      <w:lvlJc w:val="left"/>
+      <w:pPr>
+        <w:ind w:left="1440" w:hanging="360"/>
+      </w:pPr>
+      <w:rPr>
+        <w:rFonts w:ascii="Courier New" w:hAnsi="Courier New" w:cs="Courier New" w:hint="default"/>
+      </w:rPr>
+    </w:lvl>
+    <w:lvl w:ilvl="2" w:tplc="04090005" w:tentative="1">
+      <w:start w:val="1"/>
+      <w:numFmt w:val="bullet"/>
+      <w:lvlText w:val=""/>
+      <w:lvlJc w:val="left"/>
+      <w:pPr>
+        <w:ind w:left="2160" w:hanging="360"/>
+      </w:pPr>
+      <w:rPr>
+        <w:rFonts w:ascii="Wingdings" w:hAnsi="Wingdings" w:hint="default"/>
+      </w:rPr>
+    </w:lvl>
+    <w:lvl w:ilvl="3" w:tplc="04090001" w:tentative="1">
+      <w:start w:val="1"/>
+      <w:numFmt w:val="bullet"/>
+      <w:lvlText w:val=""/>
+      <w:lvlJc w:val="left"/>
+      <w:pPr>
+        <w:ind w:left="2880" w:hanging="360"/>
+      </w:pPr>
+      <w:rPr>
+        <w:rFonts w:ascii="Symbol" w:hAnsi="Symbol" w:hint="default"/>
+      </w:rPr>
+    </w:lvl>
+    <w:lvl w:ilvl="4" w:tplc="04090003" w:tentative="1">
+      <w:start w:val="1"/>
+      <w:numFmt w:val="bullet"/>
+      <w:lvlText w:val="o"/>
+      <w:lvlJc w:val="left"/>
+      <w:pPr>
+        <w:ind w:left="3600" w:hanging="360"/>
+      </w:pPr>
+      <w:rPr>
+        <w:rFonts w:ascii="Courier New" w:hAnsi="Courier New" w:cs="Courier New" w:hint="default"/>
+      </w:rPr>
+    </w:lvl>
+    <w:lvl w:ilvl="5" w:tplc="04090005" w:tentative="1">
+      <w:start w:val="1"/>
+      <w:numFmt w:val="bullet"/>
+      <w:lvlText w:val=""/>
+      <w:lvlJc w:val="left"/>
+      <w:pPr>
+        <w:ind w:left="4320" w:hanging="360"/>
+      </w:pPr>
+      <w:rPr>
+        <w:rFonts w:ascii="Wingdings" w:hAnsi="Wingdings" w:hint="default"/>
+      </w:rPr>
+    </w:lvl>
+    <w:lvl w:ilvl="6" w:tplc="04090001" w:tentative="1">
+      <w:start w:val="1"/>
+      <w:numFmt w:val="bullet"/>
+      <w:lvlText w:val=""/>
+      <w:lvlJc w:val="left"/>
+      <w:pPr>
+        <w:ind w:left="5040" w:hanging="360"/>
+      </w:pPr>
+      <w:rPr>
+        <w:rFonts w:ascii="Symbol" w:hAnsi="Symbol" w:hint="default"/>
+      </w:rPr>
+    </w:lvl>
+    <w:lvl w:ilvl="7" w:tplc="04090003" w:tentative="1">
+      <w:start w:val="1"/>
+      <w:numFmt w:val="bullet"/>
+      <w:lvlText w:val="o"/>
+      <w:lvlJc w:val="left"/>
+      <w:pPr>
+        <w:ind w:left="5760" w:hanging="360"/>
+      </w:pPr>
+      <w:rPr>
+        <w:rFonts w:ascii="Courier New" w:hAnsi="Courier New" w:cs="Courier New" w:hint="default"/>
+      </w:rPr>
+    </w:lvl>
+    <w:lvl w:ilvl="8" w:tplc="04090005" w:tentative="1">
+      <w:start w:val="1"/>
+      <w:numFmt w:val="bullet"/>
+      <w:lvlText w:val=""/>
+      <w:lvlJc w:val="left"/>
+      <w:pPr>
+        <w:ind w:left="6480" w:hanging="360"/>
+      </w:pPr>
+      <w:rPr>
+        <w:rFonts w:ascii="Wingdings" w:hAnsi="Wingdings" w:hint="default"/>
+      </w:rPr>
+    </w:lvl>
+  </w:abstractNum>
+  <w:abstractNum w:abstractNumId="4" w15:restartNumberingAfterBreak="0">
     <w:nsid w:val="15A4565D"/>
     <w:multiLevelType w:val="multilevel"/>
     <w:tmpl w:val="F312A6FE"/>
@@ -7343,7 +7568,7 @@
       </w:rPr>
     </w:lvl>
   </w:abstractNum>
-  <w:abstractNum w:abstractNumId="4" w15:restartNumberingAfterBreak="0">
+  <w:abstractNum w:abstractNumId="5" w15:restartNumberingAfterBreak="0">
     <w:nsid w:val="191E557C"/>
     <w:multiLevelType w:val="multilevel"/>
     <w:tmpl w:val="8D569624"/>
@@ -7492,7 +7717,7 @@
       </w:rPr>
     </w:lvl>
   </w:abstractNum>
-  <w:abstractNum w:abstractNumId="5" w15:restartNumberingAfterBreak="0">
+  <w:abstractNum w:abstractNumId="6" w15:restartNumberingAfterBreak="0">
     <w:nsid w:val="192B3039"/>
     <w:multiLevelType w:val="multilevel"/>
     <w:tmpl w:val="667E48AC"/>
@@ -7641,7 +7866,7 @@
       </w:rPr>
     </w:lvl>
   </w:abstractNum>
-  <w:abstractNum w:abstractNumId="6" w15:restartNumberingAfterBreak="0">
+  <w:abstractNum w:abstractNumId="7" w15:restartNumberingAfterBreak="0">
     <w:nsid w:val="1D340454"/>
     <w:multiLevelType w:val="multilevel"/>
     <w:tmpl w:val="8F367ACA"/>
@@ -7790,7 +8015,7 @@
       </w:rPr>
     </w:lvl>
   </w:abstractNum>
-  <w:abstractNum w:abstractNumId="7" w15:restartNumberingAfterBreak="0">
+  <w:abstractNum w:abstractNumId="8" w15:restartNumberingAfterBreak="0">
     <w:nsid w:val="1DD82D5B"/>
     <w:multiLevelType w:val="multilevel"/>
     <w:tmpl w:val="5F4ED274"/>
@@ -7939,7 +8164,7 @@
       </w:rPr>
     </w:lvl>
   </w:abstractNum>
-  <w:abstractNum w:abstractNumId="8" w15:restartNumberingAfterBreak="0">
+  <w:abstractNum w:abstractNumId="9" w15:restartNumberingAfterBreak="0">
     <w:nsid w:val="230539FD"/>
     <w:multiLevelType w:val="multilevel"/>
     <w:tmpl w:val="CFDCDB82"/>
@@ -8088,7 +8313,7 @@
       </w:rPr>
     </w:lvl>
   </w:abstractNum>
-  <w:abstractNum w:abstractNumId="9" w15:restartNumberingAfterBreak="0">
+  <w:abstractNum w:abstractNumId="10" w15:restartNumberingAfterBreak="0">
     <w:nsid w:val="2AF40134"/>
     <w:multiLevelType w:val="multilevel"/>
     <w:tmpl w:val="B3A41C64"/>
@@ -8237,7 +8462,7 @@
       </w:rPr>
     </w:lvl>
   </w:abstractNum>
-  <w:abstractNum w:abstractNumId="10" w15:restartNumberingAfterBreak="0">
+  <w:abstractNum w:abstractNumId="11" w15:restartNumberingAfterBreak="0">
     <w:nsid w:val="2C5A322B"/>
     <w:multiLevelType w:val="multilevel"/>
     <w:tmpl w:val="D3840F86"/>
@@ -8386,7 +8611,7 @@
       </w:rPr>
     </w:lvl>
   </w:abstractNum>
-  <w:abstractNum w:abstractNumId="11" w15:restartNumberingAfterBreak="0">
+  <w:abstractNum w:abstractNumId="12" w15:restartNumberingAfterBreak="0">
     <w:nsid w:val="45575A60"/>
     <w:multiLevelType w:val="multilevel"/>
     <w:tmpl w:val="C8B42F92"/>
@@ -8535,7 +8760,7 @@
       </w:rPr>
     </w:lvl>
   </w:abstractNum>
-  <w:abstractNum w:abstractNumId="12" w15:restartNumberingAfterBreak="0">
+  <w:abstractNum w:abstractNumId="13" w15:restartNumberingAfterBreak="0">
     <w:nsid w:val="46AB5D46"/>
     <w:multiLevelType w:val="multilevel"/>
     <w:tmpl w:val="140EB6B4"/>
@@ -8684,7 +8909,7 @@
       </w:rPr>
     </w:lvl>
   </w:abstractNum>
-  <w:abstractNum w:abstractNumId="13" w15:restartNumberingAfterBreak="0">
+  <w:abstractNum w:abstractNumId="14" w15:restartNumberingAfterBreak="0">
     <w:nsid w:val="479571CC"/>
     <w:multiLevelType w:val="multilevel"/>
     <w:tmpl w:val="F314DF54"/>
@@ -8833,7 +9058,7 @@
       </w:rPr>
     </w:lvl>
   </w:abstractNum>
-  <w:abstractNum w:abstractNumId="14" w15:restartNumberingAfterBreak="0">
+  <w:abstractNum w:abstractNumId="15" w15:restartNumberingAfterBreak="0">
     <w:nsid w:val="47C1074A"/>
     <w:multiLevelType w:val="multilevel"/>
     <w:tmpl w:val="A1781CD4"/>
@@ -8982,7 +9207,7 @@
       </w:rPr>
     </w:lvl>
   </w:abstractNum>
-  <w:abstractNum w:abstractNumId="15" w15:restartNumberingAfterBreak="0">
+  <w:abstractNum w:abstractNumId="16" w15:restartNumberingAfterBreak="0">
     <w:nsid w:val="49D07EA0"/>
     <w:multiLevelType w:val="multilevel"/>
     <w:tmpl w:val="2A72A8A0"/>
@@ -9131,7 +9356,7 @@
       </w:rPr>
     </w:lvl>
   </w:abstractNum>
-  <w:abstractNum w:abstractNumId="16" w15:restartNumberingAfterBreak="0">
+  <w:abstractNum w:abstractNumId="17" w15:restartNumberingAfterBreak="0">
     <w:nsid w:val="49FB6361"/>
     <w:multiLevelType w:val="multilevel"/>
     <w:tmpl w:val="8D880ED6"/>
@@ -9280,7 +9505,7 @@
       </w:rPr>
     </w:lvl>
   </w:abstractNum>
-  <w:abstractNum w:abstractNumId="17" w15:restartNumberingAfterBreak="0">
+  <w:abstractNum w:abstractNumId="18" w15:restartNumberingAfterBreak="0">
     <w:nsid w:val="4A9217AE"/>
     <w:multiLevelType w:val="multilevel"/>
     <w:tmpl w:val="4E626EE4"/>
@@ -9429,7 +9654,7 @@
       </w:rPr>
     </w:lvl>
   </w:abstractNum>
-  <w:abstractNum w:abstractNumId="18" w15:restartNumberingAfterBreak="0">
+  <w:abstractNum w:abstractNumId="19" w15:restartNumberingAfterBreak="0">
     <w:nsid w:val="4C367553"/>
     <w:multiLevelType w:val="multilevel"/>
     <w:tmpl w:val="9238F4D4"/>
@@ -9578,7 +9803,7 @@
       </w:rPr>
     </w:lvl>
   </w:abstractNum>
-  <w:abstractNum w:abstractNumId="19" w15:restartNumberingAfterBreak="0">
+  <w:abstractNum w:abstractNumId="20" w15:restartNumberingAfterBreak="0">
     <w:nsid w:val="51D3490E"/>
     <w:multiLevelType w:val="multilevel"/>
     <w:tmpl w:val="D79E590A"/>
@@ -9727,7 +9952,7 @@
       </w:rPr>
     </w:lvl>
   </w:abstractNum>
-  <w:abstractNum w:abstractNumId="20" w15:restartNumberingAfterBreak="0">
+  <w:abstractNum w:abstractNumId="21" w15:restartNumberingAfterBreak="0">
     <w:nsid w:val="556679C5"/>
     <w:multiLevelType w:val="multilevel"/>
     <w:tmpl w:val="AFC83A14"/>
@@ -9876,7 +10101,7 @@
       </w:rPr>
     </w:lvl>
   </w:abstractNum>
-  <w:abstractNum w:abstractNumId="21" w15:restartNumberingAfterBreak="0">
+  <w:abstractNum w:abstractNumId="22" w15:restartNumberingAfterBreak="0">
     <w:nsid w:val="5FB15244"/>
     <w:multiLevelType w:val="multilevel"/>
     <w:tmpl w:val="910E4754"/>
@@ -10025,7 +10250,7 @@
       </w:rPr>
     </w:lvl>
   </w:abstractNum>
-  <w:abstractNum w:abstractNumId="22" w15:restartNumberingAfterBreak="0">
+  <w:abstractNum w:abstractNumId="23" w15:restartNumberingAfterBreak="0">
     <w:nsid w:val="60B01A6D"/>
     <w:multiLevelType w:val="multilevel"/>
     <w:tmpl w:val="E75A1EE4"/>
@@ -10174,7 +10399,7 @@
       </w:rPr>
     </w:lvl>
   </w:abstractNum>
-  <w:abstractNum w:abstractNumId="23" w15:restartNumberingAfterBreak="0">
+  <w:abstractNum w:abstractNumId="24" w15:restartNumberingAfterBreak="0">
     <w:nsid w:val="61C101A8"/>
     <w:multiLevelType w:val="multilevel"/>
     <w:tmpl w:val="7BFE1BA0"/>
@@ -10323,7 +10548,7 @@
       </w:rPr>
     </w:lvl>
   </w:abstractNum>
-  <w:abstractNum w:abstractNumId="24" w15:restartNumberingAfterBreak="0">
+  <w:abstractNum w:abstractNumId="25" w15:restartNumberingAfterBreak="0">
     <w:nsid w:val="629822D3"/>
     <w:multiLevelType w:val="multilevel"/>
     <w:tmpl w:val="8146FB58"/>
@@ -10472,7 +10697,7 @@
       </w:rPr>
     </w:lvl>
   </w:abstractNum>
-  <w:abstractNum w:abstractNumId="25" w15:restartNumberingAfterBreak="0">
+  <w:abstractNum w:abstractNumId="26" w15:restartNumberingAfterBreak="0">
     <w:nsid w:val="65663F5F"/>
     <w:multiLevelType w:val="multilevel"/>
     <w:tmpl w:val="C01EEA7C"/>
@@ -10621,7 +10846,7 @@
       </w:rPr>
     </w:lvl>
   </w:abstractNum>
-  <w:abstractNum w:abstractNumId="26" w15:restartNumberingAfterBreak="0">
+  <w:abstractNum w:abstractNumId="27" w15:restartNumberingAfterBreak="0">
     <w:nsid w:val="71B20C32"/>
     <w:multiLevelType w:val="multilevel"/>
     <w:tmpl w:val="0AA011B4"/>
@@ -10771,85 +10996,88 @@
     </w:lvl>
   </w:abstractNum>
   <w:num w:numId="1" w16cid:durableId="1058475541">
+    <w:abstractNumId w:val="23"/>
+  </w:num>
+  <w:num w:numId="2" w16cid:durableId="704135994">
+    <w:abstractNumId w:val="24"/>
+  </w:num>
+  <w:num w:numId="3" w16cid:durableId="947663908">
+    <w:abstractNumId w:val="12"/>
+  </w:num>
+  <w:num w:numId="4" w16cid:durableId="574896966">
+    <w:abstractNumId w:val="6"/>
+  </w:num>
+  <w:num w:numId="5" w16cid:durableId="875854921">
+    <w:abstractNumId w:val="10"/>
+  </w:num>
+  <w:num w:numId="6" w16cid:durableId="229733939">
+    <w:abstractNumId w:val="14"/>
+  </w:num>
+  <w:num w:numId="7" w16cid:durableId="1435784518">
+    <w:abstractNumId w:val="17"/>
+  </w:num>
+  <w:num w:numId="8" w16cid:durableId="1646198865">
+    <w:abstractNumId w:val="9"/>
+  </w:num>
+  <w:num w:numId="9" w16cid:durableId="1270894589">
+    <w:abstractNumId w:val="21"/>
+  </w:num>
+  <w:num w:numId="10" w16cid:durableId="1954173091">
     <w:abstractNumId w:val="22"/>
   </w:num>
-  <w:num w:numId="2" w16cid:durableId="704135994">
-    <w:abstractNumId w:val="23"/>
+  <w:num w:numId="11" w16cid:durableId="368727679">
+    <w:abstractNumId w:val="19"/>
   </w:num>
-  <w:num w:numId="3" w16cid:durableId="947663908">
+  <w:num w:numId="12" w16cid:durableId="2093625781">
+    <w:abstractNumId w:val="4"/>
+  </w:num>
+  <w:num w:numId="13" w16cid:durableId="24403155">
     <w:abstractNumId w:val="11"/>
   </w:num>
-  <w:num w:numId="4" w16cid:durableId="574896966">
-    <w:abstractNumId w:val="5"/>
-  </w:num>
-  <w:num w:numId="5" w16cid:durableId="875854921">
-    <w:abstractNumId w:val="9"/>
-  </w:num>
-  <w:num w:numId="6" w16cid:durableId="229733939">
-    <w:abstractNumId w:val="13"/>
-  </w:num>
-  <w:num w:numId="7" w16cid:durableId="1435784518">
-    <w:abstractNumId w:val="16"/>
-  </w:num>
-  <w:num w:numId="8" w16cid:durableId="1646198865">
-    <w:abstractNumId w:val="8"/>
-  </w:num>
-  <w:num w:numId="9" w16cid:durableId="1270894589">
-    <w:abstractNumId w:val="20"/>
-  </w:num>
-  <w:num w:numId="10" w16cid:durableId="1954173091">
-    <w:abstractNumId w:val="21"/>
-  </w:num>
-  <w:num w:numId="11" w16cid:durableId="368727679">
-    <w:abstractNumId w:val="18"/>
-  </w:num>
-  <w:num w:numId="12" w16cid:durableId="2093625781">
-    <w:abstractNumId w:val="3"/>
-  </w:num>
-  <w:num w:numId="13" w16cid:durableId="24403155">
-    <w:abstractNumId w:val="10"/>
-  </w:num>
   <w:num w:numId="14" w16cid:durableId="933125065">
-    <w:abstractNumId w:val="14"/>
+    <w:abstractNumId w:val="15"/>
   </w:num>
   <w:num w:numId="15" w16cid:durableId="1085343448">
     <w:abstractNumId w:val="1"/>
   </w:num>
   <w:num w:numId="16" w16cid:durableId="1684475146">
-    <w:abstractNumId w:val="12"/>
+    <w:abstractNumId w:val="13"/>
   </w:num>
   <w:num w:numId="17" w16cid:durableId="845484422">
-    <w:abstractNumId w:val="26"/>
+    <w:abstractNumId w:val="27"/>
   </w:num>
   <w:num w:numId="18" w16cid:durableId="307635485">
-    <w:abstractNumId w:val="25"/>
+    <w:abstractNumId w:val="26"/>
   </w:num>
   <w:num w:numId="19" w16cid:durableId="81219889">
     <w:abstractNumId w:val="0"/>
   </w:num>
   <w:num w:numId="20" w16cid:durableId="440150497">
+    <w:abstractNumId w:val="8"/>
+  </w:num>
+  <w:num w:numId="21" w16cid:durableId="123618202">
+    <w:abstractNumId w:val="25"/>
+  </w:num>
+  <w:num w:numId="22" w16cid:durableId="289480119">
     <w:abstractNumId w:val="7"/>
   </w:num>
-  <w:num w:numId="21" w16cid:durableId="123618202">
-    <w:abstractNumId w:val="24"/>
-  </w:num>
-  <w:num w:numId="22" w16cid:durableId="289480119">
-    <w:abstractNumId w:val="6"/>
-  </w:num>
   <w:num w:numId="23" w16cid:durableId="1200897995">
-    <w:abstractNumId w:val="4"/>
+    <w:abstractNumId w:val="5"/>
   </w:num>
   <w:num w:numId="24" w16cid:durableId="852260809">
     <w:abstractNumId w:val="2"/>
   </w:num>
   <w:num w:numId="25" w16cid:durableId="1091245949">
-    <w:abstractNumId w:val="15"/>
+    <w:abstractNumId w:val="16"/>
   </w:num>
   <w:num w:numId="26" w16cid:durableId="630552408">
-    <w:abstractNumId w:val="19"/>
+    <w:abstractNumId w:val="20"/>
   </w:num>
   <w:num w:numId="27" w16cid:durableId="1540165939">
-    <w:abstractNumId w:val="17"/>
+    <w:abstractNumId w:val="18"/>
+  </w:num>
+  <w:num w:numId="28" w16cid:durableId="548761313">
+    <w:abstractNumId w:val="3"/>
   </w:num>
 </w:numbering>
 </file>
@@ -11799,6 +12027,29 @@
       <w:szCs w:val="20"/>
     </w:rPr>
   </w:style>
+  <w:style w:type="character" w:styleId="Hyperlink">
+    <w:name w:val="Hyperlink"/>
+    <w:basedOn w:val="DefaultParagraphFont"/>
+    <w:uiPriority w:val="99"/>
+    <w:unhideWhenUsed/>
+    <w:rsid w:val="001B7D1B"/>
+    <w:rPr>
+      <w:color w:val="467886" w:themeColor="hyperlink"/>
+      <w:u w:val="single"/>
+    </w:rPr>
+  </w:style>
+  <w:style w:type="character" w:styleId="UnresolvedMention">
+    <w:name w:val="Unresolved Mention"/>
+    <w:basedOn w:val="DefaultParagraphFont"/>
+    <w:uiPriority w:val="99"/>
+    <w:semiHidden/>
+    <w:unhideWhenUsed/>
+    <w:rsid w:val="001B7D1B"/>
+    <w:rPr>
+      <w:color w:val="605E5C"/>
+      <w:shd w:val="clear" w:color="auto" w:fill="E1DFDD"/>
+    </w:rPr>
+  </w:style>
 </w:styles>
 </file>
 
